--- a/landing-page/program-detail/girne-american-university/executive-mba/08-emba-in-project-management.docx
+++ b/landing-page/program-detail/girne-american-university/executive-mba/08-emba-in-project-management.docx
@@ -927,7 +927,7 @@
     </w:p>
     <w:p>
       <w:r>
-        <w:t>Logistics Middle East's January 2025 review notes the Gulf's mega projects running through 2029, and every one of them is a demand signal for senior delivery leadership.</w:t>
+        <w:t>The Gulf's mega projects keep running through this decade, and every one of them is a demand signal for senior delivery leadership.</w:t>
       </w:r>
     </w:p>
     <w:p>
@@ -953,7 +953,7 @@
     </w:p>
     <w:p>
       <w:r>
-        <w:t>Taggd's 2026 GCC study reports nine in ten employers struggling to find qualified candidates, and programme leadership roles are among the longest-standing vacancies.</w:t>
+        <w:t>Across the Gulf, employers keep reporting shortages of qualified candidates, and programme leadership roles are among the longest-standing vacancies.</w:t>
       </w:r>
     </w:p>
     <w:p>

--- a/landing-page/program-detail/girne-american-university/executive-mba/08-emba-in-project-management.docx
+++ b/landing-page/program-detail/girne-american-university/executive-mba/08-emba-in-project-management.docx
@@ -38,7 +38,7 @@
         <w:t xml:space="preserve">Meta Description: </w:t>
       </w:r>
       <w:r>
-        <w:t>12 to 18-month Executive MBA in Project Management from Girne American University. Online senior cohort, AED instalments. Enquire now.</w:t>
+        <w:t>12 to 18-month Executive MBA in Project Management from Girne American University. Online senior cohort, AED installments. Enquire now.</w:t>
       </w:r>
     </w:p>
     <w:p>
@@ -126,7 +126,7 @@
         <w:pStyle w:val="Heading2"/>
       </w:pPr>
       <w:r>
-        <w:t>Programme at a Glance</w:t>
+        <w:t>Program At A Glance</w:t>
       </w:r>
     </w:p>
     <w:tbl>
@@ -331,17 +331,17 @@
         <w:pStyle w:val="Heading2"/>
       </w:pPr>
       <w:r>
-        <w:t>Programme Overview</w:t>
+        <w:t>Program Overview</w:t>
       </w:r>
     </w:p>
     <w:p>
       <w:r>
-        <w:t>At senior level, project management stops being about tools and becomes about judgment: what to promise, what to escalate, and how to keep a programme credible when the ground moves. This Executive MBA works at that level. The executive core covers strategy, finance, human capital, and operations, then the coursework focuses on the disciplines that decide delivery outcomes: governance and stakeholder management, risk and commercial control, leading multi-team programmes, and the organizational politics every large project actually runs on.</w:t>
+        <w:t>At senior level, project management stops being about tools and becomes about judgment: what to promise, what to escalate, and how to keep a program credible when the ground moves. This Executive MBA works at that level. The executive core covers strategy, finance, human capital, and operations, then the coursework focuses on the disciplines that decide delivery outcomes: governance and stakeholder management, risk and commercial control, leading multi-team programs, and the organizational politics every large project actually runs on.</w:t>
       </w:r>
     </w:p>
     <w:p>
       <w:r>
-        <w:t>Cohorts are small and senior, drawing from construction, technology, consulting, and public sector delivery, which turns the case discussions into something like a programme board with better coffee. The degree closes with a graduate research project, and participants running live programmes tend to make it count.</w:t>
+        <w:t>Cohorts are small and senior, drawing from construction, technology, consulting, and public sector delivery, which turns the case discussions into something like a program board with better coffee. The degree closes with a graduate research project, and participants running live programs tend to make it count.</w:t>
       </w:r>
     </w:p>
     <w:p>
@@ -349,7 +349,7 @@
         <w:pStyle w:val="Heading2"/>
       </w:pPr>
       <w:r>
-        <w:t>Why Choose This Programme</w:t>
+        <w:t>Why Choose This Program</w:t>
       </w:r>
     </w:p>
     <w:p>
@@ -362,7 +362,7 @@
     </w:p>
     <w:p>
       <w:r>
-        <w:t>Governance, stakeholders, commercial control. The subjects that decide whether a programme lands, not the software it is tracked in.</w:t>
+        <w:t>Governance, stakeholders, commercial control. The subjects that decide whether a program lands, not the software it is tracked in.</w:t>
       </w:r>
     </w:p>
     <w:p>
@@ -383,12 +383,12 @@
         <w:rPr>
           <w:b/>
         </w:rPr>
-        <w:t>Eighteen months at the outside</w:t>
+        <w:t>18 months at the outside</w:t>
       </w:r>
     </w:p>
     <w:p>
       <w:r>
-        <w:t>Programme directors do not get sabbaticals. Twelve to eighteen months, executive-scheduled, is the version that survives delivery cycles.</w:t>
+        <w:t>Program directors do not get sabbaticals. 12 to 18 months, executive-scheduled, is the version that survives delivery cycles.</w:t>
       </w:r>
     </w:p>
     <w:p>
@@ -396,7 +396,7 @@
         <w:rPr>
           <w:b/>
         </w:rPr>
-        <w:t>The research project can steer a live programme</w:t>
+        <w:t>The research project can steer a live program</w:t>
       </w:r>
     </w:p>
     <w:p>
@@ -409,12 +409,12 @@
         <w:rPr>
           <w:b/>
         </w:rPr>
-        <w:t>Instalments in dirhams</w:t>
+        <w:t>Installments in dirhams</w:t>
       </w:r>
     </w:p>
     <w:p>
       <w:r>
-        <w:t>Monthly AED payments, interest-free, agreed in writing before the programme starts.</w:t>
+        <w:t>Monthly AED payments, interest-free, agreed in writing before the program starts.</w:t>
       </w:r>
     </w:p>
     <w:p>
@@ -454,7 +454,7 @@
         <w:pStyle w:val="ListNumber"/>
       </w:pPr>
       <w:r>
-        <w:t>Govern complex programmes so decisions have owners and dates</w:t>
+        <w:t>Govern complex programs so decisions have owners and dates</w:t>
       </w:r>
     </w:p>
     <w:p>
@@ -486,7 +486,7 @@
         <w:pStyle w:val="ListNumber"/>
       </w:pPr>
       <w:r>
-        <w:t>Read a programme's real status behind the reported one</w:t>
+        <w:t>Read a program's real status behind the reported one</w:t>
       </w:r>
     </w:p>
     <w:p>
@@ -510,7 +510,7 @@
         <w:pStyle w:val="ListNumber"/>
       </w:pPr>
       <w:r>
-        <w:t>Present programme cases to boards in the language of risk, value, and dates</w:t>
+        <w:t>Present program cases to boards in the language of risk, value, and dates</w:t>
       </w:r>
     </w:p>
     <w:p>
@@ -526,7 +526,7 @@
         <w:pStyle w:val="ListBullet"/>
       </w:pPr>
       <w:r>
-        <w:t>Programme Director</w:t>
+        <w:t>Program Director</w:t>
       </w:r>
     </w:p>
     <w:p>
@@ -606,7 +606,7 @@
         <w:pStyle w:val="Heading2"/>
       </w:pPr>
       <w:r>
-        <w:t>Programme Structure</w:t>
+        <w:t>Program Structure</w:t>
       </w:r>
     </w:p>
     <w:p>
@@ -666,7 +666,7 @@
         <w:pStyle w:val="ListBullet"/>
       </w:pPr>
       <w:r>
-        <w:t>Programme governance, stakeholders, and commercial control</w:t>
+        <w:t>Program governance, stakeholders, and commercial control</w:t>
       </w:r>
     </w:p>
     <w:p>
@@ -674,7 +674,7 @@
         <w:pStyle w:val="ListBullet"/>
       </w:pPr>
       <w:r>
-        <w:t>Risk, recovery, and delivery leadership across multi-team programmes</w:t>
+        <w:t>Risk, recovery, and delivery leadership across multi-team programs</w:t>
       </w:r>
     </w:p>
     <w:p>
@@ -699,7 +699,7 @@
         <w:pStyle w:val="ListBullet"/>
       </w:pPr>
       <w:r>
-        <w:t>A supervised investigation of a delivery question, often drawn from the participant's own programme</w:t>
+        <w:t>A supervised investigation of a delivery question, often drawn from the participant's own program</w:t>
       </w:r>
     </w:p>
     <w:p>
@@ -745,7 +745,7 @@
               <w:rPr>
                 <w:sz w:val="20"/>
               </w:rPr>
-              <w:t>One success coach from enrolment to graduation</w:t>
+              <w:t>One success coach from enrollment to graduation</w:t>
             </w:r>
           </w:p>
         </w:tc>
@@ -819,7 +819,7 @@
                 <w:b/>
                 <w:sz w:val="20"/>
               </w:rPr>
-              <w:t>Affordable instalments</w:t>
+              <w:t>Affordable installments</w:t>
             </w:r>
           </w:p>
         </w:tc>
@@ -861,7 +861,7 @@
               <w:rPr>
                 <w:sz w:val="20"/>
               </w:rPr>
-              <w:t>Advisors familiar with programme and delivery leadership hiring across the Gulf</w:t>
+              <w:t>Advisors familiar with program and delivery leadership hiring across the Gulf</w:t>
             </w:r>
           </w:p>
         </w:tc>
@@ -890,7 +890,7 @@
               <w:rPr>
                 <w:sz w:val="20"/>
               </w:rPr>
-              <w:t>Enrolment done with you, one step at a time</w:t>
+              <w:t>Enrollment done with you, one step at a time</w:t>
             </w:r>
           </w:p>
         </w:tc>
@@ -914,7 +914,7 @@
     </w:p>
     <w:p>
       <w:r>
-        <w:t>Fully online, no visa, no career break. The executive format assumes your calendar belongs to the programme.</w:t>
+        <w:t>Fully online, no visa, no career break. The executive format assumes your calendar belongs to the program.</w:t>
       </w:r>
     </w:p>
     <w:p>
@@ -935,12 +935,12 @@
         <w:rPr>
           <w:b/>
         </w:rPr>
-        <w:t>Diversification keeps commissioning programmes</w:t>
+        <w:t>Diversification keeps commissioning programs</w:t>
       </w:r>
     </w:p>
     <w:p>
       <w:r>
-        <w:t>Every national agenda in the Gulf is executed as a portfolio of programmes, and the leadership layer for them is hired from a thin pool.</w:t>
+        <w:t>Every national agenda in the Gulf is executed as a portfolio of programs, and the leadership layer for them is hired from a thin pool.</w:t>
       </w:r>
     </w:p>
     <w:p>
@@ -953,7 +953,7 @@
     </w:p>
     <w:p>
       <w:r>
-        <w:t>Across the Gulf, employers keep reporting shortages of qualified candidates, and programme leadership roles are among the longest-standing vacancies.</w:t>
+        <w:t>Across the Gulf, employers keep reporting shortages of qualified candidates, and program leadership roles are among the longest-standing vacancies.</w:t>
       </w:r>
     </w:p>
     <w:p>
@@ -961,7 +961,7 @@
         <w:rPr>
           <w:b/>
         </w:rPr>
-        <w:t>Eighteen months suits delivery calendars</w:t>
+        <w:t>18 months suits delivery calendars</w:t>
       </w:r>
     </w:p>
     <w:p>
@@ -974,7 +974,7 @@
         <w:rPr>
           <w:b/>
         </w:rPr>
-        <w:t>The research project can steer your own programme</w:t>
+        <w:t>The research project can steer your own program</w:t>
       </w:r>
     </w:p>
     <w:p>
@@ -1070,7 +1070,7 @@
                 <w:b/>
                 <w:sz w:val="20"/>
               </w:rPr>
-              <w:t>Monthly Instalments</w:t>
+              <w:t>Monthly Installments</w:t>
             </w:r>
           </w:p>
         </w:tc>
@@ -1155,7 +1155,7 @@
         <w:t xml:space="preserve">Request the fee structure: </w:t>
       </w:r>
       <w:r>
-        <w:t>Fees depend on the intake and your admission profile, so no fixed figure sits here. Admissions sends the personal breakdown in writing, free and without obligation. Across our Master's programmes, totals usually land between AED 16,000 and 40,000.</w:t>
+        <w:t>Fees depend on the intake and your admission profile, so no fixed figure sits here. Admissions sends the personal breakdown in writing, free and without obligation. Across our Master's programs, totals usually land between AED 16,000 and 40,000.</w:t>
       </w:r>
     </w:p>
     <w:sectPr>
